--- a/熊猫成仙，从青竹山开始/第一卷 龙蛇起陆/第001章 一头熊猫的日常.docx
+++ b/熊猫成仙，从青竹山开始/第一卷 龙蛇起陆/第001章 一头熊猫的日常.docx
@@ -257,20 +257,6 @@
           <w:sz w:val="27"/>
           <w:szCs w:val="27"/>
         </w:rPr>
-        <w:t xml:space="preserve">那口气吐出来，是一声软软的“嗯”。他自己都吓了一跳，赶紧闭嘴，耳朵往后一贴。</w:t>
-      </w:r>
-    </w:p>
-    <w:p>
-      <w:pPr>
-        <w:spacing w:line="468" w:lineRule="auto" w:after="149"/>
-        <w:ind w:firstLineChars="200" w:firstLine="540"/>
-      </w:pPr>
-      <w:r>
-        <w:rPr>
-          <w:rFonts w:ascii="Times New Roman" w:hAnsi="Times New Roman" w:eastAsia="宋体" w:cs="Times New Roman"/>
-          <w:sz w:val="27"/>
-          <w:szCs w:val="27"/>
-        </w:rPr>
         <w:t xml:space="preserve">潭对岸有一棵巨竹，粗如水缸，高二十余丈，一节一节直插进雾里。陆明远管它叫老竹王。</w:t>
       </w:r>
     </w:p>
@@ -593,7 +579,7 @@
           <w:sz w:val="27"/>
           <w:szCs w:val="27"/>
         </w:rPr>
-        <w:t xml:space="preserve">【竹海图鉴 · 卷一】</w:t>
+        <w:t xml:space="preserve">【竹海图鉴</w:t>
       </w:r>
     </w:p>
     <w:p>
@@ -649,7 +635,7 @@
           <w:sz w:val="27"/>
           <w:szCs w:val="27"/>
         </w:rPr>
-        <w:t xml:space="preserve">气：练气中期，卡了十二年没动</w:t>
+        <w:t xml:space="preserve">修：练气中期，卡了十二年没动</w:t>
       </w:r>
     </w:p>
     <w:p>
@@ -719,7 +705,7 @@
           <w:sz w:val="27"/>
           <w:szCs w:val="27"/>
         </w:rPr>
-        <w:t xml:space="preserve">鉴：未启</w:t>
+        <w:t xml:space="preserve">鉴：未启】</w:t>
       </w:r>
     </w:p>
     <w:p>
@@ -929,7 +915,7 @@
           <w:sz w:val="27"/>
           <w:szCs w:val="27"/>
         </w:rPr>
-        <w:t xml:space="preserve">五十年下来，山外的光景他早已摸清：修士御剑千里，大妖盘山而居，说话算数的就这两样。谁不想逍遥长生？</w:t>
+        <w:t xml:space="preserve">五十年下来，山外的光景他初步摸清：修士御剑千里，大妖盘山而居，说话算数的就这两样。谁不想逍遥长生？</w:t>
       </w:r>
     </w:p>
     <w:p>
@@ -1041,35 +1027,21 @@
           <w:sz w:val="27"/>
           <w:szCs w:val="27"/>
         </w:rPr>
-        <w:t xml:space="preserve">至于最后那行“竹海图鉴：未启”，五十年了从未变过。</w:t>
-      </w:r>
-    </w:p>
-    <w:p>
-      <w:pPr>
-        <w:spacing w:line="468" w:lineRule="auto" w:after="149"/>
-        <w:ind w:firstLineChars="200" w:firstLine="540"/>
-      </w:pPr>
-      <w:r>
-        <w:rPr>
-          <w:rFonts w:ascii="Times New Roman" w:hAnsi="Times New Roman" w:eastAsia="宋体" w:cs="Times New Roman"/>
-          <w:sz w:val="27"/>
-          <w:szCs w:val="27"/>
-        </w:rPr>
-        <w:t xml:space="preserve">“这大概就是我的金手指。”陆明远暗道，“只是不知该怎么开。唯一能确定的是，它要一族才肯应，而我孤身一头，算不得一族。”</w:t>
-      </w:r>
-    </w:p>
-    <w:p>
-      <w:pPr>
-        <w:spacing w:line="468" w:lineRule="auto" w:after="149"/>
-        <w:ind w:firstLineChars="200" w:firstLine="540"/>
-      </w:pPr>
-      <w:r>
-        <w:rPr>
-          <w:rFonts w:ascii="Times New Roman" w:hAnsi="Times New Roman" w:eastAsia="宋体" w:cs="Times New Roman"/>
-          <w:sz w:val="27"/>
-          <w:szCs w:val="27"/>
-        </w:rPr>
-        <w:t xml:space="preserve">“要成族，总得往山外走。可眼下这身板出山，跟送菜没两样。等修为顶到天花板再说。”</w:t>
+        <w:t xml:space="preserve">至于最后那行“鉴：未启”，五十年了从未变过。</w:t>
+      </w:r>
+    </w:p>
+    <w:p>
+      <w:pPr>
+        <w:spacing w:line="468" w:lineRule="auto" w:after="149"/>
+        <w:ind w:firstLineChars="200" w:firstLine="540"/>
+      </w:pPr>
+      <w:r>
+        <w:rPr>
+          <w:rFonts w:ascii="Times New Roman" w:hAnsi="Times New Roman" w:eastAsia="宋体" w:cs="Times New Roman"/>
+          <w:sz w:val="27"/>
+          <w:szCs w:val="27"/>
+        </w:rPr>
+        <w:t xml:space="preserve">“这大概就是我的金手指。”陆明远暗道，“只是不知该怎么开。”</w:t>
       </w:r>
     </w:p>
     <w:p>
@@ -1153,21 +1125,7 @@
           <w:sz w:val="27"/>
           <w:szCs w:val="27"/>
         </w:rPr>
-        <w:t xml:space="preserve">上辈子喂了五年熊猫，这辈子自己成了熊猫，对吃肉这件事心里总有一道坎。况且，熊猫本来就不用吃肉。</w:t>
-      </w:r>
-    </w:p>
-    <w:p>
-      <w:pPr>
-        <w:spacing w:line="468" w:lineRule="auto" w:after="149"/>
-        <w:ind w:firstLineChars="200" w:firstLine="540"/>
-      </w:pPr>
-      <w:r>
-        <w:rPr>
-          <w:rFonts w:ascii="Times New Roman" w:hAnsi="Times New Roman" w:eastAsia="宋体" w:cs="Times New Roman"/>
-          <w:sz w:val="27"/>
-          <w:szCs w:val="27"/>
-        </w:rPr>
-        <w:t xml:space="preserve">他是专业的。</w:t>
+        <w:t xml:space="preserve">上辈子喂了五年熊猫，这辈子自己成了熊猫，他是专业的。</w:t>
       </w:r>
     </w:p>
     <w:p>
@@ -1531,20 +1489,6 @@
           <w:sz w:val="27"/>
           <w:szCs w:val="27"/>
         </w:rPr>
-        <w:t xml:space="preserve">上辈子他就知道，熊猫最爱吃的其实不是竹叶，是竹笋。</w:t>
-      </w:r>
-    </w:p>
-    <w:p>
-      <w:pPr>
-        <w:spacing w:line="468" w:lineRule="auto" w:after="149"/>
-        <w:ind w:firstLineChars="200" w:firstLine="540"/>
-      </w:pPr>
-      <w:r>
-        <w:rPr>
-          <w:rFonts w:ascii="Times New Roman" w:hAnsi="Times New Roman" w:eastAsia="宋体" w:cs="Times New Roman"/>
-          <w:sz w:val="27"/>
-          <w:szCs w:val="27"/>
-        </w:rPr>
         <w:t xml:space="preserve">他捧着笋挪回潭边，找了块干净青石坐下，慢慢剥笋衣。</w:t>
       </w:r>
     </w:p>
@@ -1742,20 +1686,6 @@
           <w:szCs w:val="27"/>
         </w:rPr>
         <w:t xml:space="preserve">于是这一潭碧水、这一坡青竹，就都成了他的。</w:t>
-      </w:r>
-    </w:p>
-    <w:p>
-      <w:pPr>
-        <w:spacing w:line="468" w:lineRule="auto" w:after="149"/>
-        <w:ind w:firstLineChars="200" w:firstLine="540"/>
-      </w:pPr>
-      <w:r>
-        <w:rPr>
-          <w:rFonts w:ascii="Times New Roman" w:hAnsi="Times New Roman" w:eastAsia="宋体" w:cs="Times New Roman"/>
-          <w:sz w:val="27"/>
-          <w:szCs w:val="27"/>
-        </w:rPr>
-        <w:t xml:space="preserve">【这一坡竹子，归他。】</w:t>
       </w:r>
     </w:p>
     <w:p>

--- a/熊猫成仙，从青竹山开始/第一卷 龙蛇起陆/第001章 一头熊猫的日常.docx
+++ b/熊猫成仙，从青竹山开始/第一卷 龙蛇起陆/第001章 一头熊猫的日常.docx
@@ -201,7 +201,7 @@
           <w:sz w:val="27"/>
           <w:szCs w:val="27"/>
         </w:rPr>
-        <w:t xml:space="preserve">鼻子嗅了嗅。空气里有竹叶的清苦，有泥土的腥气，没有别的掠食者的味道。</w:t>
+        <w:t xml:space="preserve">鼻子嗅了嗅。空气里有竹叶的清苦，有泥土的腥气，没有别的兽的味道。</w:t>
       </w:r>
     </w:p>
     <w:p>
@@ -243,21 +243,21 @@
           <w:sz w:val="27"/>
           <w:szCs w:val="27"/>
         </w:rPr>
-        <w:t xml:space="preserve">他盯着看了半晌，叹了口气。</w:t>
-      </w:r>
-    </w:p>
-    <w:p>
-      <w:pPr>
-        <w:spacing w:line="468" w:lineRule="auto" w:after="149"/>
-        <w:ind w:firstLineChars="200" w:firstLine="540"/>
-      </w:pPr>
-      <w:r>
-        <w:rPr>
-          <w:rFonts w:ascii="Times New Roman" w:hAnsi="Times New Roman" w:eastAsia="宋体" w:cs="Times New Roman"/>
-          <w:sz w:val="27"/>
-          <w:szCs w:val="27"/>
-        </w:rPr>
-        <w:t xml:space="preserve">潭对岸有一棵巨竹，粗如水缸，高二十余丈，一节一节直插进雾里。陆明远管它叫老竹王。</w:t>
+        <w:t xml:space="preserve">他对着水里那团黑白看了好一阵，叹了口气。</w:t>
+      </w:r>
+    </w:p>
+    <w:p>
+      <w:pPr>
+        <w:spacing w:line="468" w:lineRule="auto" w:after="149"/>
+        <w:ind w:firstLineChars="200" w:firstLine="540"/>
+      </w:pPr>
+      <w:r>
+        <w:rPr>
+          <w:rFonts w:ascii="Times New Roman" w:hAnsi="Times New Roman" w:eastAsia="宋体" w:cs="Times New Roman"/>
+          <w:sz w:val="27"/>
+          <w:szCs w:val="27"/>
+        </w:rPr>
+        <w:t xml:space="preserve">潭对岸有一棵巨竹，粗得要两人合抱，一节一节直插进雾里，望不见梢。陆明远管它叫老竹王。</w:t>
       </w:r>
     </w:p>
     <w:p>
@@ -313,7 +313,7 @@
           <w:sz w:val="27"/>
           <w:szCs w:val="27"/>
         </w:rPr>
-        <w:t xml:space="preserve">爬得很像那么回事，前三下。</w:t>
+        <w:t xml:space="preserve">前三下爬得很像那么回事。</w:t>
       </w:r>
     </w:p>
     <w:p>
@@ -537,21 +537,595 @@
           <w:sz w:val="27"/>
           <w:szCs w:val="27"/>
         </w:rPr>
-        <w:t xml:space="preserve">竹梢上安静了很久。</w:t>
-      </w:r>
-    </w:p>
-    <w:p>
-      <w:pPr>
-        <w:spacing w:line="468" w:lineRule="auto" w:after="149"/>
-        <w:ind w:firstLineChars="200" w:firstLine="540"/>
-      </w:pPr>
-      <w:r>
-        <w:rPr>
-          <w:rFonts w:ascii="Times New Roman" w:hAnsi="Times New Roman" w:eastAsia="宋体" w:cs="Times New Roman"/>
-          <w:sz w:val="27"/>
-          <w:szCs w:val="27"/>
-        </w:rPr>
-        <w:t xml:space="preserve">他闭了闭眼，把心念往里一收。</w:t>
+        <w:t xml:space="preserve">他就那么抱着竹竿，坐了一会儿。</w:t>
+      </w:r>
+    </w:p>
+    <w:p>
+      <w:pPr>
+        <w:spacing w:line="468" w:lineRule="auto" w:after="149"/>
+        <w:ind w:firstLineChars="200" w:firstLine="540"/>
+      </w:pPr>
+      <w:r>
+        <w:rPr>
+          <w:rFonts w:ascii="Times New Roman" w:hAnsi="Times New Roman" w:eastAsia="宋体" w:cs="Times New Roman"/>
+          <w:sz w:val="27"/>
+          <w:szCs w:val="27"/>
+        </w:rPr>
+        <w:t xml:space="preserve">日头升到竹梢之上，陆明远的肚子也叫了一声。</w:t>
+      </w:r>
+    </w:p>
+    <w:p>
+      <w:pPr>
+        <w:spacing w:line="468" w:lineRule="auto" w:after="149"/>
+        <w:ind w:firstLineChars="200" w:firstLine="540"/>
+      </w:pPr>
+      <w:r>
+        <w:rPr>
+          <w:rFonts w:ascii="Times New Roman" w:hAnsi="Times New Roman" w:eastAsia="宋体" w:cs="Times New Roman"/>
+          <w:sz w:val="27"/>
+          <w:szCs w:val="27"/>
+        </w:rPr>
+        <w:t xml:space="preserve">不是咕噜，是“啵”，很短，很软，像谁拿手指弹了下空竹筒。</w:t>
+      </w:r>
+    </w:p>
+    <w:p>
+      <w:pPr>
+        <w:spacing w:line="468" w:lineRule="auto" w:after="149"/>
+        <w:ind w:firstLineChars="200" w:firstLine="540"/>
+      </w:pPr>
+      <w:r>
+        <w:rPr>
+          <w:rFonts w:ascii="Times New Roman" w:hAnsi="Times New Roman" w:eastAsia="宋体" w:cs="Times New Roman"/>
+          <w:sz w:val="27"/>
+          <w:szCs w:val="27"/>
+        </w:rPr>
+        <w:t xml:space="preserve">他假装没听见，慢吞吞滑下竹来，落地没站稳，往前滚了半圈，才拍着土站起来。</w:t>
+      </w:r>
+    </w:p>
+    <w:p>
+      <w:pPr>
+        <w:spacing w:line="468" w:lineRule="auto" w:after="149"/>
+        <w:ind w:firstLineChars="200" w:firstLine="540"/>
+      </w:pPr>
+      <w:r>
+        <w:rPr>
+          <w:rFonts w:ascii="Times New Roman" w:hAnsi="Times New Roman" w:eastAsia="宋体" w:cs="Times New Roman"/>
+          <w:sz w:val="27"/>
+          <w:szCs w:val="27"/>
+        </w:rPr>
+        <w:t xml:space="preserve">该找吃的了。</w:t>
+      </w:r>
+    </w:p>
+    <w:p>
+      <w:pPr>
+        <w:spacing w:line="468" w:lineRule="auto" w:after="149"/>
+        <w:ind w:firstLineChars="200" w:firstLine="540"/>
+      </w:pPr>
+      <w:r>
+        <w:rPr>
+          <w:rFonts w:ascii="Times New Roman" w:hAnsi="Times New Roman" w:eastAsia="宋体" w:cs="Times New Roman"/>
+          <w:sz w:val="27"/>
+          <w:szCs w:val="27"/>
+        </w:rPr>
+        <w:t xml:space="preserve">这山里开了灵智的妖不多，大多只是些会钻洞刨土的野物。陆明远不吃它们。</w:t>
+      </w:r>
+    </w:p>
+    <w:p>
+      <w:pPr>
+        <w:spacing w:line="468" w:lineRule="auto" w:after="149"/>
+        <w:ind w:firstLineChars="200" w:firstLine="540"/>
+      </w:pPr>
+      <w:r>
+        <w:rPr>
+          <w:rFonts w:ascii="Times New Roman" w:hAnsi="Times New Roman" w:eastAsia="宋体" w:cs="Times New Roman"/>
+          <w:sz w:val="27"/>
+          <w:szCs w:val="27"/>
+        </w:rPr>
+        <w:t xml:space="preserve">上辈子喂了五年熊猫，这辈子自己成了熊猫，他是专业的。</w:t>
+      </w:r>
+    </w:p>
+    <w:p>
+      <w:pPr>
+        <w:spacing w:line="468" w:lineRule="auto" w:after="149"/>
+        <w:ind w:firstLineChars="200" w:firstLine="540"/>
+      </w:pPr>
+      <w:r>
+        <w:rPr>
+          <w:rFonts w:ascii="Times New Roman" w:hAnsi="Times New Roman" w:eastAsia="宋体" w:cs="Times New Roman"/>
+          <w:sz w:val="27"/>
+          <w:szCs w:val="27"/>
+        </w:rPr>
+        <w:t xml:space="preserve">熊猫不是猫，是熊；碗口粗的竹子，它一口就断；一天要啃十几公斤，吃得少会饿，吃得多就睡，睡醒还吃。</w:t>
+      </w:r>
+    </w:p>
+    <w:p>
+      <w:pPr>
+        <w:spacing w:line="468" w:lineRule="auto" w:after="149"/>
+        <w:ind w:firstLineChars="200" w:firstLine="540"/>
+      </w:pPr>
+      <w:r>
+        <w:rPr>
+          <w:rFonts w:ascii="Times New Roman" w:hAnsi="Times New Roman" w:eastAsia="宋体" w:cs="Times New Roman"/>
+          <w:sz w:val="27"/>
+          <w:szCs w:val="27"/>
+        </w:rPr>
+        <w:t xml:space="preserve">这些在上辈子是常识，在这辈子是活命的本事。</w:t>
+      </w:r>
+    </w:p>
+    <w:p>
+      <w:pPr>
+        <w:spacing w:line="468" w:lineRule="auto" w:after="149"/>
+        <w:ind w:firstLineChars="200" w:firstLine="540"/>
+      </w:pPr>
+      <w:r>
+        <w:rPr>
+          <w:rFonts w:ascii="Times New Roman" w:hAnsi="Times New Roman" w:eastAsia="宋体" w:cs="Times New Roman"/>
+          <w:sz w:val="27"/>
+          <w:szCs w:val="27"/>
+        </w:rPr>
+        <w:t xml:space="preserve">陆明远仰起头，鼻尖微微抽动。</w:t>
+      </w:r>
+    </w:p>
+    <w:p>
+      <w:pPr>
+        <w:spacing w:line="468" w:lineRule="auto" w:after="149"/>
+        <w:ind w:firstLineChars="200" w:firstLine="540"/>
+      </w:pPr>
+      <w:r>
+        <w:rPr>
+          <w:rFonts w:ascii="Times New Roman" w:hAnsi="Times New Roman" w:eastAsia="宋体" w:cs="Times New Roman"/>
+          <w:sz w:val="27"/>
+          <w:szCs w:val="27"/>
+        </w:rPr>
+        <w:t xml:space="preserve">找竹笋靠的不是眼睛，是鼻子。最鲜的那批笋破土前，会先把薄土顶出极细的裂缝；灵气足的笋，周围的竹叶格外青翠。</w:t>
+      </w:r>
+    </w:p>
+    <w:p>
+      <w:pPr>
+        <w:spacing w:line="468" w:lineRule="auto" w:after="149"/>
+        <w:ind w:firstLineChars="200" w:firstLine="540"/>
+      </w:pPr>
+      <w:r>
+        <w:rPr>
+          <w:rFonts w:ascii="Times New Roman" w:hAnsi="Times New Roman" w:eastAsia="宋体" w:cs="Times New Roman"/>
+          <w:sz w:val="27"/>
+          <w:szCs w:val="27"/>
+        </w:rPr>
+        <w:t xml:space="preserve">他沿着潭边一路嗅过去，走得很慢，屁股一摇一摆。竹丛深处的竹鼠听见动静，四散钻回了洞。</w:t>
+      </w:r>
+    </w:p>
+    <w:p>
+      <w:pPr>
+        <w:spacing w:line="468" w:lineRule="auto" w:after="149"/>
+        <w:ind w:firstLineChars="200" w:firstLine="540"/>
+      </w:pPr>
+      <w:r>
+        <w:rPr>
+          <w:rFonts w:ascii="Times New Roman" w:hAnsi="Times New Roman" w:eastAsia="宋体" w:cs="Times New Roman"/>
+          <w:sz w:val="27"/>
+          <w:szCs w:val="27"/>
+        </w:rPr>
+        <w:t xml:space="preserve">坡下忽然传来响动。</w:t>
+      </w:r>
+    </w:p>
+    <w:p>
+      <w:pPr>
+        <w:spacing w:line="468" w:lineRule="auto" w:after="149"/>
+        <w:ind w:firstLineChars="200" w:firstLine="540"/>
+      </w:pPr>
+      <w:r>
+        <w:rPr>
+          <w:rFonts w:ascii="Times New Roman" w:hAnsi="Times New Roman" w:eastAsia="宋体" w:cs="Times New Roman"/>
+          <w:sz w:val="27"/>
+          <w:szCs w:val="27"/>
+        </w:rPr>
+        <w:t xml:space="preserve">他的耳朵“唰”地竖了起来。</w:t>
+      </w:r>
+    </w:p>
+    <w:p>
+      <w:pPr>
+        <w:spacing w:line="468" w:lineRule="auto" w:after="149"/>
+        <w:ind w:firstLineChars="200" w:firstLine="540"/>
+      </w:pPr>
+      <w:r>
+        <w:rPr>
+          <w:rFonts w:ascii="Times New Roman" w:hAnsi="Times New Roman" w:eastAsia="宋体" w:cs="Times New Roman"/>
+          <w:sz w:val="27"/>
+          <w:szCs w:val="27"/>
+        </w:rPr>
+        <w:t xml:space="preserve">一头铁背野猪拱开蕨丛，哼哧哼哧走上来。一丈来长，背上硬毛倒竖，两根獠牙翻在嘴外，不好惹。</w:t>
+      </w:r>
+    </w:p>
+    <w:p>
+      <w:pPr>
+        <w:spacing w:line="468" w:lineRule="auto" w:after="149"/>
+        <w:ind w:firstLineChars="200" w:firstLine="540"/>
+      </w:pPr>
+      <w:r>
+        <w:rPr>
+          <w:rFonts w:ascii="Times New Roman" w:hAnsi="Times New Roman" w:eastAsia="宋体" w:cs="Times New Roman"/>
+          <w:sz w:val="27"/>
+          <w:szCs w:val="27"/>
+        </w:rPr>
+        <w:t xml:space="preserve">它也是冲着那股清甜气息来的。</w:t>
+      </w:r>
+    </w:p>
+    <w:p>
+      <w:pPr>
+        <w:spacing w:line="468" w:lineRule="auto" w:after="149"/>
+        <w:ind w:firstLineChars="200" w:firstLine="540"/>
+      </w:pPr>
+      <w:r>
+        <w:rPr>
+          <w:rFonts w:ascii="Times New Roman" w:hAnsi="Times New Roman" w:eastAsia="宋体" w:cs="Times New Roman"/>
+          <w:sz w:val="27"/>
+          <w:szCs w:val="27"/>
+        </w:rPr>
+        <w:t xml:space="preserve">陆明远立刻趴了下去。</w:t>
+      </w:r>
+    </w:p>
+    <w:p>
+      <w:pPr>
+        <w:spacing w:line="468" w:lineRule="auto" w:after="149"/>
+        <w:ind w:firstLineChars="200" w:firstLine="540"/>
+      </w:pPr>
+      <w:r>
+        <w:rPr>
+          <w:rFonts w:ascii="Times New Roman" w:hAnsi="Times New Roman" w:eastAsia="宋体" w:cs="Times New Roman"/>
+          <w:sz w:val="27"/>
+          <w:szCs w:val="27"/>
+        </w:rPr>
+        <w:t xml:space="preserve">不是躲，是趴。圆滚滚的身子往地上一贴，黑白两色在斑驳竹影里格外好用，远看像一块背阴的石头。</w:t>
+      </w:r>
+    </w:p>
+    <w:p>
+      <w:pPr>
+        <w:spacing w:line="468" w:lineRule="auto" w:after="149"/>
+        <w:ind w:firstLineChars="200" w:firstLine="540"/>
+      </w:pPr>
+      <w:r>
+        <w:rPr>
+          <w:rFonts w:ascii="Times New Roman" w:hAnsi="Times New Roman" w:eastAsia="宋体" w:cs="Times New Roman"/>
+          <w:sz w:val="27"/>
+          <w:szCs w:val="27"/>
+        </w:rPr>
+        <w:t xml:space="preserve">野猪转了两圈，鼻子拱了几下土，没找准地方，悻悻走了。</w:t>
+      </w:r>
+    </w:p>
+    <w:p>
+      <w:pPr>
+        <w:spacing w:line="468" w:lineRule="auto" w:after="149"/>
+        <w:ind w:firstLineChars="200" w:firstLine="540"/>
+      </w:pPr>
+      <w:r>
+        <w:rPr>
+          <w:rFonts w:ascii="Times New Roman" w:hAnsi="Times New Roman" w:eastAsia="宋体" w:cs="Times New Roman"/>
+          <w:sz w:val="27"/>
+          <w:szCs w:val="27"/>
+        </w:rPr>
+        <w:t xml:space="preserve">陆明远又多趴了小半刻，直到哼哧声远了，才爬起来抖了抖毛，一脸我早知道它要走的镇定。</w:t>
+      </w:r>
+    </w:p>
+    <w:p>
+      <w:pPr>
+        <w:spacing w:line="468" w:lineRule="auto" w:after="149"/>
+        <w:ind w:firstLineChars="200" w:firstLine="540"/>
+      </w:pPr>
+      <w:r>
+        <w:rPr>
+          <w:rFonts w:ascii="Times New Roman" w:hAnsi="Times New Roman" w:eastAsia="宋体" w:cs="Times New Roman"/>
+          <w:sz w:val="27"/>
+          <w:szCs w:val="27"/>
+        </w:rPr>
+        <w:t xml:space="preserve">然后凑到土坡前，鼻子几乎贴到地面。</w:t>
+      </w:r>
+    </w:p>
+    <w:p>
+      <w:pPr>
+        <w:spacing w:line="468" w:lineRule="auto" w:after="149"/>
+        <w:ind w:firstLineChars="200" w:firstLine="540"/>
+      </w:pPr>
+      <w:r>
+        <w:rPr>
+          <w:rFonts w:ascii="Times New Roman" w:hAnsi="Times New Roman" w:eastAsia="宋体" w:cs="Times New Roman"/>
+          <w:sz w:val="27"/>
+          <w:szCs w:val="27"/>
+        </w:rPr>
+        <w:t xml:space="preserve">就是这里。</w:t>
+      </w:r>
+    </w:p>
+    <w:p>
+      <w:pPr>
+        <w:spacing w:line="468" w:lineRule="auto" w:after="149"/>
+        <w:ind w:firstLineChars="200" w:firstLine="540"/>
+      </w:pPr>
+      <w:r>
+        <w:rPr>
+          <w:rFonts w:ascii="Times New Roman" w:hAnsi="Times New Roman" w:eastAsia="宋体" w:cs="Times New Roman"/>
+          <w:sz w:val="27"/>
+          <w:szCs w:val="27"/>
+        </w:rPr>
+        <w:t xml:space="preserve">一股清甜从土缝里渗出来，鲜得他腮帮子发酸。</w:t>
+      </w:r>
+    </w:p>
+    <w:p>
+      <w:pPr>
+        <w:spacing w:line="468" w:lineRule="auto" w:after="149"/>
+        <w:ind w:firstLineChars="200" w:firstLine="540"/>
+      </w:pPr>
+      <w:r>
+        <w:rPr>
+          <w:rFonts w:ascii="Times New Roman" w:hAnsi="Times New Roman" w:eastAsia="宋体" w:cs="Times New Roman"/>
+          <w:sz w:val="27"/>
+          <w:szCs w:val="27"/>
+        </w:rPr>
+        <w:t xml:space="preserve">他抬起前掌，“啪”地拍在土上。熊猫的老办法，先拍松，再刨。</w:t>
+      </w:r>
+    </w:p>
+    <w:p>
+      <w:pPr>
+        <w:spacing w:line="468" w:lineRule="auto" w:after="149"/>
+        <w:ind w:firstLineChars="200" w:firstLine="540"/>
+      </w:pPr>
+      <w:r>
+        <w:rPr>
+          <w:rFonts w:ascii="Times New Roman" w:hAnsi="Times New Roman" w:eastAsia="宋体" w:cs="Times New Roman"/>
+          <w:sz w:val="27"/>
+          <w:szCs w:val="27"/>
+        </w:rPr>
+        <w:t xml:space="preserve">前掌一下一下，泥土飞溅，屁股随着节奏一撅一撅。刨到一半嫌两爪太慢，干脆把嘴也用上，鼻尖沾了一层泥。</w:t>
+      </w:r>
+    </w:p>
+    <w:p>
+      <w:pPr>
+        <w:spacing w:line="468" w:lineRule="auto" w:after="149"/>
+        <w:ind w:firstLineChars="200" w:firstLine="540"/>
+      </w:pPr>
+      <w:r>
+        <w:rPr>
+          <w:rFonts w:ascii="Times New Roman" w:hAnsi="Times New Roman" w:eastAsia="宋体" w:cs="Times New Roman"/>
+          <w:sz w:val="27"/>
+          <w:szCs w:val="27"/>
+        </w:rPr>
+        <w:t xml:space="preserve">忽然，指尖碰到一点又硬又脆的东西。</w:t>
+      </w:r>
+    </w:p>
+    <w:p>
+      <w:pPr>
+        <w:spacing w:line="468" w:lineRule="auto" w:after="149"/>
+        <w:ind w:firstLineChars="200" w:firstLine="540"/>
+      </w:pPr>
+      <w:r>
+        <w:rPr>
+          <w:rFonts w:ascii="Times New Roman" w:hAnsi="Times New Roman" w:eastAsia="宋体" w:cs="Times New Roman"/>
+          <w:sz w:val="27"/>
+          <w:szCs w:val="27"/>
+        </w:rPr>
+        <w:t xml:space="preserve">一小截笋头露了出来，颜色微黄，顶端带着一点新青。</w:t>
+      </w:r>
+    </w:p>
+    <w:p>
+      <w:pPr>
+        <w:spacing w:line="468" w:lineRule="auto" w:after="149"/>
+        <w:ind w:firstLineChars="200" w:firstLine="540"/>
+      </w:pPr>
+      <w:r>
+        <w:rPr>
+          <w:rFonts w:ascii="Times New Roman" w:hAnsi="Times New Roman" w:eastAsia="宋体" w:cs="Times New Roman"/>
+          <w:sz w:val="27"/>
+          <w:szCs w:val="27"/>
+        </w:rPr>
+        <w:t xml:space="preserve">他激动得往后一退，“噗”地坐了个屁股墩。</w:t>
+      </w:r>
+    </w:p>
+    <w:p>
+      <w:pPr>
+        <w:spacing w:line="468" w:lineRule="auto" w:after="149"/>
+        <w:ind w:firstLineChars="200" w:firstLine="540"/>
+      </w:pPr>
+      <w:r>
+        <w:rPr>
+          <w:rFonts w:ascii="Times New Roman" w:hAnsi="Times New Roman" w:eastAsia="宋体" w:cs="Times New Roman"/>
+          <w:sz w:val="27"/>
+          <w:szCs w:val="27"/>
+        </w:rPr>
+        <w:t xml:space="preserve">顾不上疼，他翻过身，前掌扒着土，顺着笋身往下挖，生怕折断了。</w:t>
+      </w:r>
+    </w:p>
+    <w:p>
+      <w:pPr>
+        <w:spacing w:line="468" w:lineRule="auto" w:after="149"/>
+        <w:ind w:firstLineChars="200" w:firstLine="540"/>
+      </w:pPr>
+      <w:r>
+        <w:rPr>
+          <w:rFonts w:ascii="Times New Roman" w:hAnsi="Times New Roman" w:eastAsia="宋体" w:cs="Times New Roman"/>
+          <w:sz w:val="27"/>
+          <w:szCs w:val="27"/>
+        </w:rPr>
+        <w:t xml:space="preserve">一寸，两寸。</w:t>
+      </w:r>
+    </w:p>
+    <w:p>
+      <w:pPr>
+        <w:spacing w:line="468" w:lineRule="auto" w:after="149"/>
+        <w:ind w:firstLineChars="200" w:firstLine="540"/>
+      </w:pPr>
+      <w:r>
+        <w:rPr>
+          <w:rFonts w:ascii="Times New Roman" w:hAnsi="Times New Roman" w:eastAsia="宋体" w:cs="Times New Roman"/>
+          <w:sz w:val="27"/>
+          <w:szCs w:val="27"/>
+        </w:rPr>
+        <w:t xml:space="preserve">一根一尺来长的灵笋露了出来，通体乳白，节上泛着淡青，笋衣还没褪尽。</w:t>
+      </w:r>
+    </w:p>
+    <w:p>
+      <w:pPr>
+        <w:spacing w:line="468" w:lineRule="auto" w:after="149"/>
+        <w:ind w:firstLineChars="200" w:firstLine="540"/>
+      </w:pPr>
+      <w:r>
+        <w:rPr>
+          <w:rFonts w:ascii="Times New Roman" w:hAnsi="Times New Roman" w:eastAsia="宋体" w:cs="Times New Roman"/>
+          <w:sz w:val="27"/>
+          <w:szCs w:val="27"/>
+        </w:rPr>
+        <w:t xml:space="preserve">陆明远两爪抱着它，像抱着什么了不得的宝贝。灵笋在青竹山不好找，百年老竹林里才有那么几根。</w:t>
+      </w:r>
+    </w:p>
+    <w:p>
+      <w:pPr>
+        <w:spacing w:line="468" w:lineRule="auto" w:after="149"/>
+        <w:ind w:firstLineChars="200" w:firstLine="540"/>
+      </w:pPr>
+      <w:r>
+        <w:rPr>
+          <w:rFonts w:ascii="Times New Roman" w:hAnsi="Times New Roman" w:eastAsia="宋体" w:cs="Times New Roman"/>
+          <w:sz w:val="27"/>
+          <w:szCs w:val="27"/>
+        </w:rPr>
+        <w:t xml:space="preserve">他捧着笋挪回潭边，找了块干净青石坐下，慢慢剥笋衣。</w:t>
+      </w:r>
+    </w:p>
+    <w:p>
+      <w:pPr>
+        <w:spacing w:line="468" w:lineRule="auto" w:after="149"/>
+        <w:ind w:firstLineChars="200" w:firstLine="540"/>
+      </w:pPr>
+      <w:r>
+        <w:rPr>
+          <w:rFonts w:ascii="Times New Roman" w:hAnsi="Times New Roman" w:eastAsia="宋体" w:cs="Times New Roman"/>
+          <w:sz w:val="27"/>
+          <w:szCs w:val="27"/>
+        </w:rPr>
+        <w:t xml:space="preserve">笋衣剥落处，露出嫩得能掐出水来的笋肉，白生生，透着一点玉光。</w:t>
+      </w:r>
+    </w:p>
+    <w:p>
+      <w:pPr>
+        <w:spacing w:line="468" w:lineRule="auto" w:after="149"/>
+        <w:ind w:firstLineChars="200" w:firstLine="540"/>
+      </w:pPr>
+      <w:r>
+        <w:rPr>
+          <w:rFonts w:ascii="Times New Roman" w:hAnsi="Times New Roman" w:eastAsia="宋体" w:cs="Times New Roman"/>
+          <w:sz w:val="27"/>
+          <w:szCs w:val="27"/>
+        </w:rPr>
+        <w:t xml:space="preserve">陆明远低头咬了一口。</w:t>
+      </w:r>
+    </w:p>
+    <w:p>
+      <w:pPr>
+        <w:spacing w:line="468" w:lineRule="auto" w:after="149"/>
+        <w:ind w:firstLineChars="200" w:firstLine="540"/>
+      </w:pPr>
+      <w:r>
+        <w:rPr>
+          <w:rFonts w:ascii="Times New Roman" w:hAnsi="Times New Roman" w:eastAsia="宋体" w:cs="Times New Roman"/>
+          <w:sz w:val="27"/>
+          <w:szCs w:val="27"/>
+        </w:rPr>
+        <w:t xml:space="preserve">“咔嚓。”</w:t>
+      </w:r>
+    </w:p>
+    <w:p>
+      <w:pPr>
+        <w:spacing w:line="468" w:lineRule="auto" w:after="149"/>
+        <w:ind w:firstLineChars="200" w:firstLine="540"/>
+      </w:pPr>
+      <w:r>
+        <w:rPr>
+          <w:rFonts w:ascii="Times New Roman" w:hAnsi="Times New Roman" w:eastAsia="宋体" w:cs="Times New Roman"/>
+          <w:sz w:val="27"/>
+          <w:szCs w:val="27"/>
+        </w:rPr>
+        <w:t xml:space="preserve">一股清甜在嘴里炸开，紧接着一缕极细的暖流顺着喉咙滑下，散到四肢百骸。</w:t>
+      </w:r>
+    </w:p>
+    <w:p>
+      <w:pPr>
+        <w:spacing w:line="468" w:lineRule="auto" w:after="149"/>
+        <w:ind w:firstLineChars="200" w:firstLine="540"/>
+      </w:pPr>
+      <w:r>
+        <w:rPr>
+          <w:rFonts w:ascii="Times New Roman" w:hAnsi="Times New Roman" w:eastAsia="宋体" w:cs="Times New Roman"/>
+          <w:sz w:val="27"/>
+          <w:szCs w:val="27"/>
+        </w:rPr>
+        <w:t xml:space="preserve">他坐在石头上，两爪抱着半截笋，腮帮子鼓成一团，眼睛眯成两条缝，耳朵一抖一抖，尾巴也一抖一抖。</w:t>
+      </w:r>
+    </w:p>
+    <w:p>
+      <w:pPr>
+        <w:spacing w:line="468" w:lineRule="auto" w:after="149"/>
+        <w:ind w:firstLineChars="200" w:firstLine="540"/>
+      </w:pPr>
+      <w:r>
+        <w:rPr>
+          <w:rFonts w:ascii="Times New Roman" w:hAnsi="Times New Roman" w:eastAsia="宋体" w:cs="Times New Roman"/>
+          <w:sz w:val="27"/>
+          <w:szCs w:val="27"/>
+        </w:rPr>
+        <w:t xml:space="preserve">咔嚓，咔嚓。</w:t>
+      </w:r>
+    </w:p>
+    <w:p>
+      <w:pPr>
+        <w:spacing w:line="468" w:lineRule="auto" w:after="149"/>
+        <w:ind w:firstLineChars="200" w:firstLine="540"/>
+      </w:pPr>
+      <w:r>
+        <w:rPr>
+          <w:rFonts w:ascii="Times New Roman" w:hAnsi="Times New Roman" w:eastAsia="宋体" w:cs="Times New Roman"/>
+          <w:sz w:val="27"/>
+          <w:szCs w:val="27"/>
+        </w:rPr>
+        <w:t xml:space="preserve">嘴角沾了笋屑，他伸舌头舔了舔，又舔了舔爪子，认认真真抹了一把脸，最后把耳朵根也擦干净了。</w:t>
+      </w:r>
+    </w:p>
+    <w:p>
+      <w:pPr>
+        <w:spacing w:line="468" w:lineRule="auto" w:after="149"/>
+        <w:ind w:firstLineChars="200" w:firstLine="540"/>
+      </w:pPr>
+      <w:r>
+        <w:rPr>
+          <w:rFonts w:ascii="Times New Roman" w:hAnsi="Times New Roman" w:eastAsia="宋体" w:cs="Times New Roman"/>
+          <w:sz w:val="27"/>
+          <w:szCs w:val="27"/>
+        </w:rPr>
+        <w:t xml:space="preserve">一只熊猫的体面，都在这套动作里。</w:t>
+      </w:r>
+    </w:p>
+    <w:p>
+      <w:pPr>
+        <w:spacing w:line="468" w:lineRule="auto" w:after="149"/>
+        <w:ind w:firstLineChars="200" w:firstLine="540"/>
+      </w:pPr>
+      <w:r>
+        <w:rPr>
+          <w:rFonts w:ascii="Times New Roman" w:hAnsi="Times New Roman" w:eastAsia="宋体" w:cs="Times New Roman"/>
+          <w:sz w:val="27"/>
+          <w:szCs w:val="27"/>
+        </w:rPr>
+        <w:t xml:space="preserve">吃饱了，他不急着走。青石被日头晒得温温的，他抱着肚子靠上去，把两只眼睛闭上。</w:t>
+      </w:r>
+    </w:p>
+    <w:p>
+      <w:pPr>
+        <w:spacing w:line="468" w:lineRule="auto" w:after="149"/>
+        <w:ind w:firstLineChars="200" w:firstLine="540"/>
+      </w:pPr>
+      <w:r>
+        <w:rPr>
+          <w:rFonts w:ascii="Times New Roman" w:hAnsi="Times New Roman" w:eastAsia="宋体" w:cs="Times New Roman"/>
+          <w:sz w:val="27"/>
+          <w:szCs w:val="27"/>
+        </w:rPr>
+        <w:t xml:space="preserve">山里安静，没什么可干的。他就顺手把心念往里一收。</w:t>
       </w:r>
     </w:p>
     <w:p>
@@ -635,7 +1209,7 @@
           <w:sz w:val="27"/>
           <w:szCs w:val="27"/>
         </w:rPr>
-        <w:t xml:space="preserve">修：练气中期，卡了十二年没动</w:t>
+        <w:t xml:space="preserve">修：练气中期</w:t>
       </w:r>
     </w:p>
     <w:p>
@@ -663,7 +1237,7 @@
           <w:sz w:val="27"/>
           <w:szCs w:val="27"/>
         </w:rPr>
-        <w:t xml:space="preserve">赋：驭竹</w:t>
+        <w:t xml:space="preserve">赋：驭竹（一阶）</w:t>
       </w:r>
     </w:p>
     <w:p>
@@ -733,63 +1307,63 @@
           <w:sz w:val="27"/>
           <w:szCs w:val="27"/>
         </w:rPr>
-        <w:t xml:space="preserve">他在这山里，已经待了五十年。</w:t>
-      </w:r>
-    </w:p>
-    <w:p>
-      <w:pPr>
-        <w:spacing w:line="468" w:lineRule="auto" w:after="149"/>
-        <w:ind w:firstLineChars="200" w:firstLine="540"/>
-      </w:pPr>
-      <w:r>
-        <w:rPr>
-          <w:rFonts w:ascii="Times New Roman" w:hAnsi="Times New Roman" w:eastAsia="宋体" w:cs="Times New Roman"/>
-          <w:sz w:val="27"/>
-          <w:szCs w:val="27"/>
-        </w:rPr>
-        <w:t xml:space="preserve">上一世，他是蓝星一名普普通通的熊猫饲养员。每天给园子里那群胖家伙送竹子、拌窝头、扫便便，被抱腿，被薅头发。</w:t>
-      </w:r>
-    </w:p>
-    <w:p>
-      <w:pPr>
-        <w:spacing w:line="468" w:lineRule="auto" w:after="149"/>
-        <w:ind w:firstLineChars="200" w:firstLine="540"/>
-      </w:pPr>
-      <w:r>
-        <w:rPr>
-          <w:rFonts w:ascii="Times New Roman" w:hAnsi="Times New Roman" w:eastAsia="宋体" w:cs="Times New Roman"/>
-          <w:sz w:val="27"/>
-          <w:szCs w:val="27"/>
-        </w:rPr>
-        <w:t xml:space="preserve">二十八岁生日那天，同事们给他买了蛋糕，还有人恶作剧地插了一根新鲜竹子。</w:t>
-      </w:r>
-    </w:p>
-    <w:p>
-      <w:pPr>
-        <w:spacing w:line="468" w:lineRule="auto" w:after="149"/>
-        <w:ind w:firstLineChars="200" w:firstLine="540"/>
-      </w:pPr>
-      <w:r>
-        <w:rPr>
-          <w:rFonts w:ascii="Times New Roman" w:hAnsi="Times New Roman" w:eastAsia="宋体" w:cs="Times New Roman"/>
-          <w:sz w:val="27"/>
-          <w:szCs w:val="27"/>
-        </w:rPr>
-        <w:t xml:space="preserve">他吹熄蜡烛，笑着说：下辈子想当一只熊猫，天天吃了睡睡了吃，还有一大群人伺候。</w:t>
-      </w:r>
-    </w:p>
-    <w:p>
-      <w:pPr>
-        <w:spacing w:line="468" w:lineRule="auto" w:after="149"/>
-        <w:ind w:firstLineChars="200" w:firstLine="540"/>
-      </w:pPr>
-      <w:r>
-        <w:rPr>
-          <w:rFonts w:ascii="Times New Roman" w:hAnsi="Times New Roman" w:eastAsia="宋体" w:cs="Times New Roman"/>
-          <w:sz w:val="27"/>
-          <w:szCs w:val="27"/>
-        </w:rPr>
-        <w:t xml:space="preserve">然后一觉醒来，他就换了人间。</w:t>
+        <w:t xml:space="preserve">算下来，他在青竹山住了五十个年头。</w:t>
+      </w:r>
+    </w:p>
+    <w:p>
+      <w:pPr>
+        <w:spacing w:line="468" w:lineRule="auto" w:after="149"/>
+        <w:ind w:firstLineChars="200" w:firstLine="540"/>
+      </w:pPr>
+      <w:r>
+        <w:rPr>
+          <w:rFonts w:ascii="Times New Roman" w:hAnsi="Times New Roman" w:eastAsia="宋体" w:cs="Times New Roman"/>
+          <w:sz w:val="27"/>
+          <w:szCs w:val="27"/>
+        </w:rPr>
+        <w:t xml:space="preserve">上一世他在蓝星一座动物园里上班，活儿就是伺候熊猫。每天给园里那群胖家伙送竹子、拌窝头、扫便便，被抱腿，被薅头发。</w:t>
+      </w:r>
+    </w:p>
+    <w:p>
+      <w:pPr>
+        <w:spacing w:line="468" w:lineRule="auto" w:after="149"/>
+        <w:ind w:firstLineChars="200" w:firstLine="540"/>
+      </w:pPr>
+      <w:r>
+        <w:rPr>
+          <w:rFonts w:ascii="Times New Roman" w:hAnsi="Times New Roman" w:eastAsia="宋体" w:cs="Times New Roman"/>
+          <w:sz w:val="27"/>
+          <w:szCs w:val="27"/>
+        </w:rPr>
+        <w:t xml:space="preserve">生日那天，园里同事凑钱买了个蛋糕，还有人别出心裁，在奶油上插了一根新鲜竹枝。</w:t>
+      </w:r>
+    </w:p>
+    <w:p>
+      <w:pPr>
+        <w:spacing w:line="468" w:lineRule="auto" w:after="149"/>
+        <w:ind w:firstLineChars="200" w:firstLine="540"/>
+      </w:pPr>
+      <w:r>
+        <w:rPr>
+          <w:rFonts w:ascii="Times New Roman" w:hAnsi="Times New Roman" w:eastAsia="宋体" w:cs="Times New Roman"/>
+          <w:sz w:val="27"/>
+          <w:szCs w:val="27"/>
+        </w:rPr>
+        <w:t xml:space="preserve">他吹熄蜡烛，笑着许了个愿：下辈子当只熊猫，天天吃了睡睡了吃，还有一大群人伺候。</w:t>
+      </w:r>
+    </w:p>
+    <w:p>
+      <w:pPr>
+        <w:spacing w:line="468" w:lineRule="auto" w:after="149"/>
+        <w:ind w:firstLineChars="200" w:firstLine="540"/>
+      </w:pPr>
+      <w:r>
+        <w:rPr>
+          <w:rFonts w:ascii="Times New Roman" w:hAnsi="Times New Roman" w:eastAsia="宋体" w:cs="Times New Roman"/>
+          <w:sz w:val="27"/>
+          <w:szCs w:val="27"/>
+        </w:rPr>
+        <w:t xml:space="preserve">第二天醒来，头顶是竹叶，身下是湿泥。</w:t>
       </w:r>
     </w:p>
     <w:p>
@@ -817,21 +1391,21 @@
           <w:sz w:val="27"/>
           <w:szCs w:val="27"/>
         </w:rPr>
-        <w:t xml:space="preserve">穿越这种事他幻想过，幻想着自己一睁眼便是锦衣玉食，前呼后拥。</w:t>
-      </w:r>
-    </w:p>
-    <w:p>
-      <w:pPr>
-        <w:spacing w:line="468" w:lineRule="auto" w:after="149"/>
-        <w:ind w:firstLineChars="200" w:firstLine="540"/>
-      </w:pPr>
-      <w:r>
-        <w:rPr>
-          <w:rFonts w:ascii="Times New Roman" w:hAnsi="Times New Roman" w:eastAsia="宋体" w:cs="Times New Roman"/>
-          <w:sz w:val="27"/>
-          <w:szCs w:val="27"/>
-        </w:rPr>
-        <w:t xml:space="preserve">结果醒来时，他连手都没有，只有四条短腿，一身黑白毛，一张只会往嘴里塞东西的嘴。</w:t>
+        <w:t xml:space="preserve">穿越这种事他当然想过，想过锦衣玉食，前呼后拥。</w:t>
+      </w:r>
+    </w:p>
+    <w:p>
+      <w:pPr>
+        <w:spacing w:line="468" w:lineRule="auto" w:after="149"/>
+        <w:ind w:firstLineChars="200" w:firstLine="540"/>
+      </w:pPr>
+      <w:r>
+        <w:rPr>
+          <w:rFonts w:ascii="Times New Roman" w:hAnsi="Times New Roman" w:eastAsia="宋体" w:cs="Times New Roman"/>
+          <w:sz w:val="27"/>
+          <w:szCs w:val="27"/>
+        </w:rPr>
+        <w:t xml:space="preserve">结果身上连只手都没有，只有四条短腿，一身黑白毛，一张只会往嘴里塞东西的嘴。</w:t>
       </w:r>
     </w:p>
     <w:p>
@@ -873,7 +1447,7 @@
           <w:sz w:val="27"/>
           <w:szCs w:val="27"/>
         </w:rPr>
-        <w:t xml:space="preserve">陆明远凝神往面板下面看。</w:t>
+        <w:t xml:space="preserve">他把目光往下挪了一行。</w:t>
       </w:r>
     </w:p>
     <w:p>
@@ -901,7 +1475,7 @@
           <w:sz w:val="27"/>
           <w:szCs w:val="27"/>
         </w:rPr>
-        <w:t xml:space="preserve">每次看到这一栏，他还是盼着能多出几个字。</w:t>
+        <w:t xml:space="preserve">可每回看到这栏，他还是盼着能多出几个字。</w:t>
       </w:r>
     </w:p>
     <w:p>
@@ -999,21 +1573,35 @@
           <w:sz w:val="27"/>
           <w:szCs w:val="27"/>
         </w:rPr>
-        <w:t xml:space="preserve">一声叹息，软软的，糯糯的，跟心里的沧桑一点也不搭。</w:t>
-      </w:r>
-    </w:p>
-    <w:p>
-      <w:pPr>
-        <w:spacing w:line="468" w:lineRule="auto" w:after="149"/>
-        <w:ind w:firstLineChars="200" w:firstLine="540"/>
-      </w:pPr>
-      <w:r>
-        <w:rPr>
-          <w:rFonts w:ascii="Times New Roman" w:hAnsi="Times New Roman" w:eastAsia="宋体" w:cs="Times New Roman"/>
-          <w:sz w:val="27"/>
-          <w:szCs w:val="27"/>
-        </w:rPr>
-        <w:t xml:space="preserve">不过也没多绝望，离寿元尽头还有二百多年。断竹是生来就带的，竹刺却是他自己琢磨出来的。</w:t>
+        <w:t xml:space="preserve">一声叹息，软软的，糯糯的，嘴里还留着笋的甜，跟心里的沧桑一点也不搭。</w:t>
+      </w:r>
+    </w:p>
+    <w:p>
+      <w:pPr>
+        <w:spacing w:line="468" w:lineRule="auto" w:after="149"/>
+        <w:ind w:firstLineChars="200" w:firstLine="540"/>
+      </w:pPr>
+      <w:r>
+        <w:rPr>
+          <w:rFonts w:ascii="Times New Roman" w:hAnsi="Times New Roman" w:eastAsia="宋体" w:cs="Times New Roman"/>
+          <w:sz w:val="27"/>
+          <w:szCs w:val="27"/>
+        </w:rPr>
+        <w:t xml:space="preserve">不过也没多沮丧。寿元三百，他才用掉六分之一，日子长着呢，慢慢磨，总能磨到练气巅峰。</w:t>
+      </w:r>
+    </w:p>
+    <w:p>
+      <w:pPr>
+        <w:spacing w:line="468" w:lineRule="auto" w:after="149"/>
+        <w:ind w:firstLineChars="200" w:firstLine="540"/>
+      </w:pPr>
+      <w:r>
+        <w:rPr>
+          <w:rFonts w:ascii="Times New Roman" w:hAnsi="Times New Roman" w:eastAsia="宋体" w:cs="Times New Roman"/>
+          <w:sz w:val="27"/>
+          <w:szCs w:val="27"/>
+        </w:rPr>
+        <w:t xml:space="preserve">再说他手上也不是空的。断竹是生来就带的，竹刺却是他自己琢磨出来的。</w:t>
       </w:r>
     </w:p>
     <w:p>
@@ -1041,595 +1629,21 @@
           <w:sz w:val="27"/>
           <w:szCs w:val="27"/>
         </w:rPr>
-        <w:t xml:space="preserve">“这大概就是我的金手指。”陆明远暗道，“只是不知该怎么开。”</w:t>
-      </w:r>
-    </w:p>
-    <w:p>
-      <w:pPr>
-        <w:spacing w:line="468" w:lineRule="auto" w:after="149"/>
-        <w:ind w:firstLineChars="200" w:firstLine="540"/>
-      </w:pPr>
-      <w:r>
-        <w:rPr>
-          <w:rFonts w:ascii="Times New Roman" w:hAnsi="Times New Roman" w:eastAsia="宋体" w:cs="Times New Roman"/>
-          <w:sz w:val="27"/>
-          <w:szCs w:val="27"/>
-        </w:rPr>
-        <w:t xml:space="preserve">日头升到竹梢之上，陆明远的肚子也叫了一声。</w:t>
-      </w:r>
-    </w:p>
-    <w:p>
-      <w:pPr>
-        <w:spacing w:line="468" w:lineRule="auto" w:after="149"/>
-        <w:ind w:firstLineChars="200" w:firstLine="540"/>
-      </w:pPr>
-      <w:r>
-        <w:rPr>
-          <w:rFonts w:ascii="Times New Roman" w:hAnsi="Times New Roman" w:eastAsia="宋体" w:cs="Times New Roman"/>
-          <w:sz w:val="27"/>
-          <w:szCs w:val="27"/>
-        </w:rPr>
-        <w:t xml:space="preserve">不是咕噜，是“啵”，很短，很软，像谁拿手指弹了下空竹筒。</w:t>
-      </w:r>
-    </w:p>
-    <w:p>
-      <w:pPr>
-        <w:spacing w:line="468" w:lineRule="auto" w:after="149"/>
-        <w:ind w:firstLineChars="200" w:firstLine="540"/>
-      </w:pPr>
-      <w:r>
-        <w:rPr>
-          <w:rFonts w:ascii="Times New Roman" w:hAnsi="Times New Roman" w:eastAsia="宋体" w:cs="Times New Roman"/>
-          <w:sz w:val="27"/>
-          <w:szCs w:val="27"/>
-        </w:rPr>
-        <w:t xml:space="preserve">他假装没听见，慢吞吞滑下竹来，落地没站稳，往前滚了半圈，才拍着土站起来。</w:t>
-      </w:r>
-    </w:p>
-    <w:p>
-      <w:pPr>
-        <w:spacing w:line="468" w:lineRule="auto" w:after="149"/>
-        <w:ind w:firstLineChars="200" w:firstLine="540"/>
-      </w:pPr>
-      <w:r>
-        <w:rPr>
-          <w:rFonts w:ascii="Times New Roman" w:hAnsi="Times New Roman" w:eastAsia="宋体" w:cs="Times New Roman"/>
-          <w:sz w:val="27"/>
-          <w:szCs w:val="27"/>
-        </w:rPr>
-        <w:t xml:space="preserve">该找吃的了。</w:t>
-      </w:r>
-    </w:p>
-    <w:p>
-      <w:pPr>
-        <w:spacing w:line="468" w:lineRule="auto" w:after="149"/>
-        <w:ind w:firstLineChars="200" w:firstLine="540"/>
-      </w:pPr>
-      <w:r>
-        <w:rPr>
-          <w:rFonts w:ascii="Times New Roman" w:hAnsi="Times New Roman" w:eastAsia="宋体" w:cs="Times New Roman"/>
-          <w:sz w:val="27"/>
-          <w:szCs w:val="27"/>
-        </w:rPr>
-        <w:t xml:space="preserve">这山里开了灵智的妖不多，大多只是些会钻洞刨土的野物。陆明远不吃它们。</w:t>
-      </w:r>
-    </w:p>
-    <w:p>
-      <w:pPr>
-        <w:spacing w:line="468" w:lineRule="auto" w:after="149"/>
-        <w:ind w:firstLineChars="200" w:firstLine="540"/>
-      </w:pPr>
-      <w:r>
-        <w:rPr>
-          <w:rFonts w:ascii="Times New Roman" w:hAnsi="Times New Roman" w:eastAsia="宋体" w:cs="Times New Roman"/>
-          <w:sz w:val="27"/>
-          <w:szCs w:val="27"/>
-        </w:rPr>
-        <w:t xml:space="preserve">上辈子喂了五年熊猫，这辈子自己成了熊猫，他是专业的。</w:t>
-      </w:r>
-    </w:p>
-    <w:p>
-      <w:pPr>
-        <w:spacing w:line="468" w:lineRule="auto" w:after="149"/>
-        <w:ind w:firstLineChars="200" w:firstLine="540"/>
-      </w:pPr>
-      <w:r>
-        <w:rPr>
-          <w:rFonts w:ascii="Times New Roman" w:hAnsi="Times New Roman" w:eastAsia="宋体" w:cs="Times New Roman"/>
-          <w:sz w:val="27"/>
-          <w:szCs w:val="27"/>
-        </w:rPr>
-        <w:t xml:space="preserve">熊猫不是猫，是熊；咬合力仅次于北极熊，能一口咬断碗口粗的竹子；一天要吃十几公斤竹子，吃得少会饿，吃得多就睡，睡醒还吃。</w:t>
-      </w:r>
-    </w:p>
-    <w:p>
-      <w:pPr>
-        <w:spacing w:line="468" w:lineRule="auto" w:after="149"/>
-        <w:ind w:firstLineChars="200" w:firstLine="540"/>
-      </w:pPr>
-      <w:r>
-        <w:rPr>
-          <w:rFonts w:ascii="Times New Roman" w:hAnsi="Times New Roman" w:eastAsia="宋体" w:cs="Times New Roman"/>
-          <w:sz w:val="27"/>
-          <w:szCs w:val="27"/>
-        </w:rPr>
-        <w:t xml:space="preserve">这些在上辈子是常识，在这辈子是活命的本事。</w:t>
-      </w:r>
-    </w:p>
-    <w:p>
-      <w:pPr>
-        <w:spacing w:line="468" w:lineRule="auto" w:after="149"/>
-        <w:ind w:firstLineChars="200" w:firstLine="540"/>
-      </w:pPr>
-      <w:r>
-        <w:rPr>
-          <w:rFonts w:ascii="Times New Roman" w:hAnsi="Times New Roman" w:eastAsia="宋体" w:cs="Times New Roman"/>
-          <w:sz w:val="27"/>
-          <w:szCs w:val="27"/>
-        </w:rPr>
-        <w:t xml:space="preserve">陆明远仰起头，鼻尖微微抽动。</w:t>
-      </w:r>
-    </w:p>
-    <w:p>
-      <w:pPr>
-        <w:spacing w:line="468" w:lineRule="auto" w:after="149"/>
-        <w:ind w:firstLineChars="200" w:firstLine="540"/>
-      </w:pPr>
-      <w:r>
-        <w:rPr>
-          <w:rFonts w:ascii="Times New Roman" w:hAnsi="Times New Roman" w:eastAsia="宋体" w:cs="Times New Roman"/>
-          <w:sz w:val="27"/>
-          <w:szCs w:val="27"/>
-        </w:rPr>
-        <w:t xml:space="preserve">找竹笋靠的不是眼睛，是鼻子。最鲜的那批笋破土前，会先把薄土顶出极细的裂缝；灵气足的笋，周围的竹叶格外青翠。</w:t>
-      </w:r>
-    </w:p>
-    <w:p>
-      <w:pPr>
-        <w:spacing w:line="468" w:lineRule="auto" w:after="149"/>
-        <w:ind w:firstLineChars="200" w:firstLine="540"/>
-      </w:pPr>
-      <w:r>
-        <w:rPr>
-          <w:rFonts w:ascii="Times New Roman" w:hAnsi="Times New Roman" w:eastAsia="宋体" w:cs="Times New Roman"/>
-          <w:sz w:val="27"/>
-          <w:szCs w:val="27"/>
-        </w:rPr>
-        <w:t xml:space="preserve">他沿着潭边一路嗅过去，走得很慢，屁股一摇一摆。竹丛深处的竹鼠听见动静，四散钻回了洞。</w:t>
-      </w:r>
-    </w:p>
-    <w:p>
-      <w:pPr>
-        <w:spacing w:line="468" w:lineRule="auto" w:after="149"/>
-        <w:ind w:firstLineChars="200" w:firstLine="540"/>
-      </w:pPr>
-      <w:r>
-        <w:rPr>
-          <w:rFonts w:ascii="Times New Roman" w:hAnsi="Times New Roman" w:eastAsia="宋体" w:cs="Times New Roman"/>
-          <w:sz w:val="27"/>
-          <w:szCs w:val="27"/>
-        </w:rPr>
-        <w:t xml:space="preserve">坡下忽然传来响动。</w:t>
-      </w:r>
-    </w:p>
-    <w:p>
-      <w:pPr>
-        <w:spacing w:line="468" w:lineRule="auto" w:after="149"/>
-        <w:ind w:firstLineChars="200" w:firstLine="540"/>
-      </w:pPr>
-      <w:r>
-        <w:rPr>
-          <w:rFonts w:ascii="Times New Roman" w:hAnsi="Times New Roman" w:eastAsia="宋体" w:cs="Times New Roman"/>
-          <w:sz w:val="27"/>
-          <w:szCs w:val="27"/>
-        </w:rPr>
-        <w:t xml:space="preserve">他的耳朵“唰”地竖了起来。</w:t>
-      </w:r>
-    </w:p>
-    <w:p>
-      <w:pPr>
-        <w:spacing w:line="468" w:lineRule="auto" w:after="149"/>
-        <w:ind w:firstLineChars="200" w:firstLine="540"/>
-      </w:pPr>
-      <w:r>
-        <w:rPr>
-          <w:rFonts w:ascii="Times New Roman" w:hAnsi="Times New Roman" w:eastAsia="宋体" w:cs="Times New Roman"/>
-          <w:sz w:val="27"/>
-          <w:szCs w:val="27"/>
-        </w:rPr>
-        <w:t xml:space="preserve">一头铁背野猪拱开蕨丛，哼哧哼哧走上来。一丈来长，背上硬毛倒竖，两根獠牙翻在嘴外，不好惹。</w:t>
-      </w:r>
-    </w:p>
-    <w:p>
-      <w:pPr>
-        <w:spacing w:line="468" w:lineRule="auto" w:after="149"/>
-        <w:ind w:firstLineChars="200" w:firstLine="540"/>
-      </w:pPr>
-      <w:r>
-        <w:rPr>
-          <w:rFonts w:ascii="Times New Roman" w:hAnsi="Times New Roman" w:eastAsia="宋体" w:cs="Times New Roman"/>
-          <w:sz w:val="27"/>
-          <w:szCs w:val="27"/>
-        </w:rPr>
-        <w:t xml:space="preserve">它也是冲着那股清甜气息来的。</w:t>
-      </w:r>
-    </w:p>
-    <w:p>
-      <w:pPr>
-        <w:spacing w:line="468" w:lineRule="auto" w:after="149"/>
-        <w:ind w:firstLineChars="200" w:firstLine="540"/>
-      </w:pPr>
-      <w:r>
-        <w:rPr>
-          <w:rFonts w:ascii="Times New Roman" w:hAnsi="Times New Roman" w:eastAsia="宋体" w:cs="Times New Roman"/>
-          <w:sz w:val="27"/>
-          <w:szCs w:val="27"/>
-        </w:rPr>
-        <w:t xml:space="preserve">陆明远立刻趴了下去。</w:t>
-      </w:r>
-    </w:p>
-    <w:p>
-      <w:pPr>
-        <w:spacing w:line="468" w:lineRule="auto" w:after="149"/>
-        <w:ind w:firstLineChars="200" w:firstLine="540"/>
-      </w:pPr>
-      <w:r>
-        <w:rPr>
-          <w:rFonts w:ascii="Times New Roman" w:hAnsi="Times New Roman" w:eastAsia="宋体" w:cs="Times New Roman"/>
-          <w:sz w:val="27"/>
-          <w:szCs w:val="27"/>
-        </w:rPr>
-        <w:t xml:space="preserve">不是躲，是趴。圆滚滚的身子往地上一贴，黑白两色在斑驳竹影里格外好用，远看像一块背阴的石头。</w:t>
-      </w:r>
-    </w:p>
-    <w:p>
-      <w:pPr>
-        <w:spacing w:line="468" w:lineRule="auto" w:after="149"/>
-        <w:ind w:firstLineChars="200" w:firstLine="540"/>
-      </w:pPr>
-      <w:r>
-        <w:rPr>
-          <w:rFonts w:ascii="Times New Roman" w:hAnsi="Times New Roman" w:eastAsia="宋体" w:cs="Times New Roman"/>
-          <w:sz w:val="27"/>
-          <w:szCs w:val="27"/>
-        </w:rPr>
-        <w:t xml:space="preserve">野猪转了两圈，鼻子拱了几下土，没找准地方，悻悻走了。</w:t>
-      </w:r>
-    </w:p>
-    <w:p>
-      <w:pPr>
-        <w:spacing w:line="468" w:lineRule="auto" w:after="149"/>
-        <w:ind w:firstLineChars="200" w:firstLine="540"/>
-      </w:pPr>
-      <w:r>
-        <w:rPr>
-          <w:rFonts w:ascii="Times New Roman" w:hAnsi="Times New Roman" w:eastAsia="宋体" w:cs="Times New Roman"/>
-          <w:sz w:val="27"/>
-          <w:szCs w:val="27"/>
-        </w:rPr>
-        <w:t xml:space="preserve">陆明远又多趴了小半刻，直到哼哧声远了，才爬起来抖了抖毛，一脸我早知道它要走的镇定。</w:t>
-      </w:r>
-    </w:p>
-    <w:p>
-      <w:pPr>
-        <w:spacing w:line="468" w:lineRule="auto" w:after="149"/>
-        <w:ind w:firstLineChars="200" w:firstLine="540"/>
-      </w:pPr>
-      <w:r>
-        <w:rPr>
-          <w:rFonts w:ascii="Times New Roman" w:hAnsi="Times New Roman" w:eastAsia="宋体" w:cs="Times New Roman"/>
-          <w:sz w:val="27"/>
-          <w:szCs w:val="27"/>
-        </w:rPr>
-        <w:t xml:space="preserve">然后凑到土坡前，鼻子几乎贴到地面。</w:t>
-      </w:r>
-    </w:p>
-    <w:p>
-      <w:pPr>
-        <w:spacing w:line="468" w:lineRule="auto" w:after="149"/>
-        <w:ind w:firstLineChars="200" w:firstLine="540"/>
-      </w:pPr>
-      <w:r>
-        <w:rPr>
-          <w:rFonts w:ascii="Times New Roman" w:hAnsi="Times New Roman" w:eastAsia="宋体" w:cs="Times New Roman"/>
-          <w:sz w:val="27"/>
-          <w:szCs w:val="27"/>
-        </w:rPr>
-        <w:t xml:space="preserve">就是这里。</w:t>
-      </w:r>
-    </w:p>
-    <w:p>
-      <w:pPr>
-        <w:spacing w:line="468" w:lineRule="auto" w:after="149"/>
-        <w:ind w:firstLineChars="200" w:firstLine="540"/>
-      </w:pPr>
-      <w:r>
-        <w:rPr>
-          <w:rFonts w:ascii="Times New Roman" w:hAnsi="Times New Roman" w:eastAsia="宋体" w:cs="Times New Roman"/>
-          <w:sz w:val="27"/>
-          <w:szCs w:val="27"/>
-        </w:rPr>
-        <w:t xml:space="preserve">一股清甜从土缝里渗出来，鲜得他腮帮子发酸。</w:t>
-      </w:r>
-    </w:p>
-    <w:p>
-      <w:pPr>
-        <w:spacing w:line="468" w:lineRule="auto" w:after="149"/>
-        <w:ind w:firstLineChars="200" w:firstLine="540"/>
-      </w:pPr>
-      <w:r>
-        <w:rPr>
-          <w:rFonts w:ascii="Times New Roman" w:hAnsi="Times New Roman" w:eastAsia="宋体" w:cs="Times New Roman"/>
-          <w:sz w:val="27"/>
-          <w:szCs w:val="27"/>
-        </w:rPr>
-        <w:t xml:space="preserve">他抬起前掌，“啪”地拍在土上。熊猫的老办法，先拍松，再刨。</w:t>
-      </w:r>
-    </w:p>
-    <w:p>
-      <w:pPr>
-        <w:spacing w:line="468" w:lineRule="auto" w:after="149"/>
-        <w:ind w:firstLineChars="200" w:firstLine="540"/>
-      </w:pPr>
-      <w:r>
-        <w:rPr>
-          <w:rFonts w:ascii="Times New Roman" w:hAnsi="Times New Roman" w:eastAsia="宋体" w:cs="Times New Roman"/>
-          <w:sz w:val="27"/>
-          <w:szCs w:val="27"/>
-        </w:rPr>
-        <w:t xml:space="preserve">前掌一下一下，泥土飞溅，屁股随着节奏一撅一撅。刨到一半嫌两爪太慢，干脆把嘴也用上，鼻尖沾了一层泥。</w:t>
-      </w:r>
-    </w:p>
-    <w:p>
-      <w:pPr>
-        <w:spacing w:line="468" w:lineRule="auto" w:after="149"/>
-        <w:ind w:firstLineChars="200" w:firstLine="540"/>
-      </w:pPr>
-      <w:r>
-        <w:rPr>
-          <w:rFonts w:ascii="Times New Roman" w:hAnsi="Times New Roman" w:eastAsia="宋体" w:cs="Times New Roman"/>
-          <w:sz w:val="27"/>
-          <w:szCs w:val="27"/>
-        </w:rPr>
-        <w:t xml:space="preserve">忽然，指尖碰到一点又硬又脆的东西。</w:t>
-      </w:r>
-    </w:p>
-    <w:p>
-      <w:pPr>
-        <w:spacing w:line="468" w:lineRule="auto" w:after="149"/>
-        <w:ind w:firstLineChars="200" w:firstLine="540"/>
-      </w:pPr>
-      <w:r>
-        <w:rPr>
-          <w:rFonts w:ascii="Times New Roman" w:hAnsi="Times New Roman" w:eastAsia="宋体" w:cs="Times New Roman"/>
-          <w:sz w:val="27"/>
-          <w:szCs w:val="27"/>
-        </w:rPr>
-        <w:t xml:space="preserve">一小截笋头露了出来，颜色微黄，顶端带着一点新青。</w:t>
-      </w:r>
-    </w:p>
-    <w:p>
-      <w:pPr>
-        <w:spacing w:line="468" w:lineRule="auto" w:after="149"/>
-        <w:ind w:firstLineChars="200" w:firstLine="540"/>
-      </w:pPr>
-      <w:r>
-        <w:rPr>
-          <w:rFonts w:ascii="Times New Roman" w:hAnsi="Times New Roman" w:eastAsia="宋体" w:cs="Times New Roman"/>
-          <w:sz w:val="27"/>
-          <w:szCs w:val="27"/>
-        </w:rPr>
-        <w:t xml:space="preserve">他激动得往后一退，“噗”地坐了个屁股墩。</w:t>
-      </w:r>
-    </w:p>
-    <w:p>
-      <w:pPr>
-        <w:spacing w:line="468" w:lineRule="auto" w:after="149"/>
-        <w:ind w:firstLineChars="200" w:firstLine="540"/>
-      </w:pPr>
-      <w:r>
-        <w:rPr>
-          <w:rFonts w:ascii="Times New Roman" w:hAnsi="Times New Roman" w:eastAsia="宋体" w:cs="Times New Roman"/>
-          <w:sz w:val="27"/>
-          <w:szCs w:val="27"/>
-        </w:rPr>
-        <w:t xml:space="preserve">顾不上疼，他翻过身，前掌扒着土，顺着笋身往下挖，生怕折断了。</w:t>
-      </w:r>
-    </w:p>
-    <w:p>
-      <w:pPr>
-        <w:spacing w:line="468" w:lineRule="auto" w:after="149"/>
-        <w:ind w:firstLineChars="200" w:firstLine="540"/>
-      </w:pPr>
-      <w:r>
-        <w:rPr>
-          <w:rFonts w:ascii="Times New Roman" w:hAnsi="Times New Roman" w:eastAsia="宋体" w:cs="Times New Roman"/>
-          <w:sz w:val="27"/>
-          <w:szCs w:val="27"/>
-        </w:rPr>
-        <w:t xml:space="preserve">一寸，两寸。</w:t>
-      </w:r>
-    </w:p>
-    <w:p>
-      <w:pPr>
-        <w:spacing w:line="468" w:lineRule="auto" w:after="149"/>
-        <w:ind w:firstLineChars="200" w:firstLine="540"/>
-      </w:pPr>
-      <w:r>
-        <w:rPr>
-          <w:rFonts w:ascii="Times New Roman" w:hAnsi="Times New Roman" w:eastAsia="宋体" w:cs="Times New Roman"/>
-          <w:sz w:val="27"/>
-          <w:szCs w:val="27"/>
-        </w:rPr>
-        <w:t xml:space="preserve">一根一尺来长的灵笋露了出来，通体乳白，节上泛着淡青，笋衣还没褪尽。</w:t>
-      </w:r>
-    </w:p>
-    <w:p>
-      <w:pPr>
-        <w:spacing w:line="468" w:lineRule="auto" w:after="149"/>
-        <w:ind w:firstLineChars="200" w:firstLine="540"/>
-      </w:pPr>
-      <w:r>
-        <w:rPr>
-          <w:rFonts w:ascii="Times New Roman" w:hAnsi="Times New Roman" w:eastAsia="宋体" w:cs="Times New Roman"/>
-          <w:sz w:val="27"/>
-          <w:szCs w:val="27"/>
-        </w:rPr>
-        <w:t xml:space="preserve">陆明远两爪抱着它，像抱着什么了不得的宝贝。灵笋在青竹山不好找，百年老竹林里才有那么几根。</w:t>
-      </w:r>
-    </w:p>
-    <w:p>
-      <w:pPr>
-        <w:spacing w:line="468" w:lineRule="auto" w:after="149"/>
-        <w:ind w:firstLineChars="200" w:firstLine="540"/>
-      </w:pPr>
-      <w:r>
-        <w:rPr>
-          <w:rFonts w:ascii="Times New Roman" w:hAnsi="Times New Roman" w:eastAsia="宋体" w:cs="Times New Roman"/>
-          <w:sz w:val="27"/>
-          <w:szCs w:val="27"/>
-        </w:rPr>
-        <w:t xml:space="preserve">他捧着笋挪回潭边，找了块干净青石坐下，慢慢剥笋衣。</w:t>
-      </w:r>
-    </w:p>
-    <w:p>
-      <w:pPr>
-        <w:spacing w:line="468" w:lineRule="auto" w:after="149"/>
-        <w:ind w:firstLineChars="200" w:firstLine="540"/>
-      </w:pPr>
-      <w:r>
-        <w:rPr>
-          <w:rFonts w:ascii="Times New Roman" w:hAnsi="Times New Roman" w:eastAsia="宋体" w:cs="Times New Roman"/>
-          <w:sz w:val="27"/>
-          <w:szCs w:val="27"/>
-        </w:rPr>
-        <w:t xml:space="preserve">一层，又一层。</w:t>
-      </w:r>
-    </w:p>
-    <w:p>
-      <w:pPr>
-        <w:spacing w:line="468" w:lineRule="auto" w:after="149"/>
-        <w:ind w:firstLineChars="200" w:firstLine="540"/>
-      </w:pPr>
-      <w:r>
-        <w:rPr>
-          <w:rFonts w:ascii="Times New Roman" w:hAnsi="Times New Roman" w:eastAsia="宋体" w:cs="Times New Roman"/>
-          <w:sz w:val="27"/>
-          <w:szCs w:val="27"/>
-        </w:rPr>
-        <w:t xml:space="preserve">笋衣剥落处，露出嫩得能掐出水来的笋肉，白生生，透着一点玉光。</w:t>
-      </w:r>
-    </w:p>
-    <w:p>
-      <w:pPr>
-        <w:spacing w:line="468" w:lineRule="auto" w:after="149"/>
-        <w:ind w:firstLineChars="200" w:firstLine="540"/>
-      </w:pPr>
-      <w:r>
-        <w:rPr>
-          <w:rFonts w:ascii="Times New Roman" w:hAnsi="Times New Roman" w:eastAsia="宋体" w:cs="Times New Roman"/>
-          <w:sz w:val="27"/>
-          <w:szCs w:val="27"/>
-        </w:rPr>
-        <w:t xml:space="preserve">陆明远低头咬了一口。</w:t>
-      </w:r>
-    </w:p>
-    <w:p>
-      <w:pPr>
-        <w:spacing w:line="468" w:lineRule="auto" w:after="149"/>
-        <w:ind w:firstLineChars="200" w:firstLine="540"/>
-      </w:pPr>
-      <w:r>
-        <w:rPr>
-          <w:rFonts w:ascii="Times New Roman" w:hAnsi="Times New Roman" w:eastAsia="宋体" w:cs="Times New Roman"/>
-          <w:sz w:val="27"/>
-          <w:szCs w:val="27"/>
-        </w:rPr>
-        <w:t xml:space="preserve">“咔嚓。”</w:t>
-      </w:r>
-    </w:p>
-    <w:p>
-      <w:pPr>
-        <w:spacing w:line="468" w:lineRule="auto" w:after="149"/>
-        <w:ind w:firstLineChars="200" w:firstLine="540"/>
-      </w:pPr>
-      <w:r>
-        <w:rPr>
-          <w:rFonts w:ascii="Times New Roman" w:hAnsi="Times New Roman" w:eastAsia="宋体" w:cs="Times New Roman"/>
-          <w:sz w:val="27"/>
-          <w:szCs w:val="27"/>
-        </w:rPr>
-        <w:t xml:space="preserve">一股清甜在嘴里炸开，紧接着一缕极细的暖流顺着喉咙滑下，散到四肢百骸。</w:t>
-      </w:r>
-    </w:p>
-    <w:p>
-      <w:pPr>
-        <w:spacing w:line="468" w:lineRule="auto" w:after="149"/>
-        <w:ind w:firstLineChars="200" w:firstLine="540"/>
-      </w:pPr>
-      <w:r>
-        <w:rPr>
-          <w:rFonts w:ascii="Times New Roman" w:hAnsi="Times New Roman" w:eastAsia="宋体" w:cs="Times New Roman"/>
-          <w:sz w:val="27"/>
-          <w:szCs w:val="27"/>
-        </w:rPr>
-        <w:t xml:space="preserve">他坐在石头上，两爪抱着半截笋，腮帮子鼓成一团，眼睛眯成两条缝，耳朵一抖一抖，尾巴也一抖一抖。</w:t>
-      </w:r>
-    </w:p>
-    <w:p>
-      <w:pPr>
-        <w:spacing w:line="468" w:lineRule="auto" w:after="149"/>
-        <w:ind w:firstLineChars="200" w:firstLine="540"/>
-      </w:pPr>
-      <w:r>
-        <w:rPr>
-          <w:rFonts w:ascii="Times New Roman" w:hAnsi="Times New Roman" w:eastAsia="宋体" w:cs="Times New Roman"/>
-          <w:sz w:val="27"/>
-          <w:szCs w:val="27"/>
-        </w:rPr>
-        <w:t xml:space="preserve">咔嚓，咔嚓。</w:t>
-      </w:r>
-    </w:p>
-    <w:p>
-      <w:pPr>
-        <w:spacing w:line="468" w:lineRule="auto" w:after="149"/>
-        <w:ind w:firstLineChars="200" w:firstLine="540"/>
-      </w:pPr>
-      <w:r>
-        <w:rPr>
-          <w:rFonts w:ascii="Times New Roman" w:hAnsi="Times New Roman" w:eastAsia="宋体" w:cs="Times New Roman"/>
-          <w:sz w:val="27"/>
-          <w:szCs w:val="27"/>
-        </w:rPr>
-        <w:t xml:space="preserve">嘴角沾了笋屑，他伸舌头舔了舔，又舔了舔爪子，认认真真抹了一把脸，最后把耳朵根也擦干净了。</w:t>
-      </w:r>
-    </w:p>
-    <w:p>
-      <w:pPr>
-        <w:spacing w:line="468" w:lineRule="auto" w:after="149"/>
-        <w:ind w:firstLineChars="200" w:firstLine="540"/>
-      </w:pPr>
-      <w:r>
-        <w:rPr>
-          <w:rFonts w:ascii="Times New Roman" w:hAnsi="Times New Roman" w:eastAsia="宋体" w:cs="Times New Roman"/>
-          <w:sz w:val="27"/>
-          <w:szCs w:val="27"/>
-        </w:rPr>
-        <w:t xml:space="preserve">一只熊猫的体面，都在这套动作里。</w:t>
-      </w:r>
-    </w:p>
-    <w:p>
-      <w:pPr>
-        <w:spacing w:line="468" w:lineRule="auto" w:after="149"/>
-        <w:ind w:firstLineChars="200" w:firstLine="540"/>
-      </w:pPr>
-      <w:r>
-        <w:rPr>
-          <w:rFonts w:ascii="Times New Roman" w:hAnsi="Times New Roman" w:eastAsia="宋体" w:cs="Times New Roman"/>
-          <w:sz w:val="27"/>
-          <w:szCs w:val="27"/>
-        </w:rPr>
-        <w:t xml:space="preserve">日头偏西，陆明远拍拍肚子，开始巡视地盘。</w:t>
+        <w:t xml:space="preserve">“八成就是我的金手指。”陆明远心说，“可惜连张说明书都没有。”</w:t>
+      </w:r>
+    </w:p>
+    <w:p>
+      <w:pPr>
+        <w:spacing w:line="468" w:lineRule="auto" w:after="149"/>
+        <w:ind w:firstLineChars="200" w:firstLine="540"/>
+      </w:pPr>
+      <w:r>
+        <w:rPr>
+          <w:rFonts w:ascii="Times New Roman" w:hAnsi="Times New Roman" w:eastAsia="宋体" w:cs="Times New Roman"/>
+          <w:sz w:val="27"/>
+          <w:szCs w:val="27"/>
+        </w:rPr>
+        <w:t xml:space="preserve">日头偏西。他拍拍肚子起身，沿着潭边往坡上走，一圈走下来才算收工。</w:t>
       </w:r>
     </w:p>
     <w:p>
@@ -1699,21 +1713,21 @@
           <w:sz w:val="27"/>
           <w:szCs w:val="27"/>
         </w:rPr>
-        <w:t xml:space="preserve">陆明远心中欢喜。这些小家伙既是抢笋的对手，也是这山里唯一的生气，当然，抢笋的那几只不在此列。</w:t>
-      </w:r>
-    </w:p>
-    <w:p>
-      <w:pPr>
-        <w:spacing w:line="468" w:lineRule="auto" w:after="149"/>
-        <w:ind w:firstLineChars="200" w:firstLine="540"/>
-      </w:pPr>
-      <w:r>
-        <w:rPr>
-          <w:rFonts w:ascii="Times New Roman" w:hAnsi="Times New Roman" w:eastAsia="宋体" w:cs="Times New Roman"/>
-          <w:sz w:val="27"/>
-          <w:szCs w:val="27"/>
-        </w:rPr>
-        <w:t xml:space="preserve">天色将晚，山雾从谷底升起。</w:t>
+        <w:t xml:space="preserve">陆明远心中欢喜。这些小家伙既跟他抢笋，也是这山里少有的活气。当然，抢笋的那几只不在此列。</w:t>
+      </w:r>
+    </w:p>
+    <w:p>
+      <w:pPr>
+        <w:spacing w:line="468" w:lineRule="auto" w:after="149"/>
+        <w:ind w:firstLineChars="200" w:firstLine="540"/>
+      </w:pPr>
+      <w:r>
+        <w:rPr>
+          <w:rFonts w:ascii="Times New Roman" w:hAnsi="Times New Roman" w:eastAsia="宋体" w:cs="Times New Roman"/>
+          <w:sz w:val="27"/>
+          <w:szCs w:val="27"/>
+        </w:rPr>
+        <w:t xml:space="preserve">暮色从谷底漫上来，山雾跟着起。</w:t>
       </w:r>
     </w:p>
     <w:p>
